--- a/assets/docs/resume_skye2026_beacon.docx
+++ b/assets/docs/resume_skye2026_beacon.docx
@@ -5,6 +5,14 @@
     <w:p>
       <w:pPr>
         <w:pStyle w:val="Title"/>
+        <w:spacing w:after="0"/>
+        <w:rPr>
+          <w:b w:val="0"/>
+          <w:iCs/>
+          <w:caps w:val="0"/>
+          <w:spacing w:val="20"/>
+          <w:sz w:val="20"/>
+        </w:rPr>
       </w:pPr>
       <w:r>
         <w:t xml:space="preserve">Jax Skye, </w:t>
@@ -20,65 +28,103 @@
           <w:rStyle w:val="Emphasis"/>
           <w:rFonts w:asciiTheme="majorHAnsi" w:hAnsiTheme="majorHAnsi"/>
         </w:rPr>
-        <w:t xml:space="preserve">Computational Neuroscientist </w:t>
+        <w:t>Neuroscientist</w:t>
       </w:r>
       <w:r>
         <w:rPr>
           <w:rStyle w:val="Emphasis"/>
           <w:rFonts w:asciiTheme="majorHAnsi" w:hAnsiTheme="majorHAnsi"/>
         </w:rPr>
+        <w:t xml:space="preserve">, </w:t>
+      </w:r>
+      <w:r>
+        <w:rPr>
+          <w:rStyle w:val="Emphasis"/>
+          <w:rFonts w:asciiTheme="majorHAnsi" w:hAnsiTheme="majorHAnsi"/>
+        </w:rPr>
+        <w:t>External Scientific Programs</w:t>
+      </w:r>
+    </w:p>
+    <w:p>
+      <w:pPr>
+        <w:pStyle w:val="Subtitle"/>
+        <w:rPr>
+          <w:rFonts w:asciiTheme="majorHAnsi" w:hAnsiTheme="majorHAnsi"/>
+        </w:rPr>
+      </w:pPr>
+      <w:r>
+        <w:rPr>
+          <w:rFonts w:asciiTheme="majorHAnsi" w:hAnsiTheme="majorHAnsi"/>
+        </w:rPr>
+        <w:t>(</w:t>
+      </w:r>
+      <w:r>
+        <w:rPr>
+          <w:rFonts w:asciiTheme="majorHAnsi" w:hAnsiTheme="majorHAnsi"/>
+        </w:rPr>
+        <w:t>319</w:t>
+      </w:r>
+      <w:r>
+        <w:rPr>
+          <w:rFonts w:asciiTheme="majorHAnsi" w:hAnsiTheme="majorHAnsi"/>
+        </w:rPr>
+        <w:t>) 5</w:t>
+      </w:r>
+      <w:r>
+        <w:rPr>
+          <w:rFonts w:asciiTheme="majorHAnsi" w:hAnsiTheme="majorHAnsi"/>
+        </w:rPr>
+        <w:t>41</w:t>
+      </w:r>
+      <w:r>
+        <w:rPr>
+          <w:rFonts w:asciiTheme="majorHAnsi" w:hAnsiTheme="majorHAnsi"/>
+        </w:rPr>
+        <w:t>-</w:t>
+      </w:r>
+      <w:r>
+        <w:rPr>
+          <w:rFonts w:asciiTheme="majorHAnsi" w:hAnsiTheme="majorHAnsi"/>
+        </w:rPr>
+        <w:t>3284</w:t>
+      </w:r>
+      <w:r>
+        <w:rPr>
+          <w:rFonts w:asciiTheme="majorHAnsi" w:hAnsiTheme="majorHAnsi"/>
+        </w:rPr>
+        <w:t xml:space="preserve"> </w:t>
+      </w:r>
+      <w:r>
+        <w:rPr>
+          <w:rStyle w:val="Emphasis"/>
+          <w:rFonts w:asciiTheme="majorHAnsi" w:hAnsiTheme="majorHAnsi"/>
+        </w:rPr>
         <w:t>•</w:t>
       </w:r>
       <w:r>
         <w:rPr>
+          <w:rFonts w:asciiTheme="majorHAnsi" w:hAnsiTheme="majorHAnsi"/>
+        </w:rPr>
+        <w:t xml:space="preserve"> </w:t>
+      </w:r>
+      <w:r>
+        <w:rPr>
+          <w:rFonts w:asciiTheme="majorHAnsi" w:hAnsiTheme="majorHAnsi"/>
+        </w:rPr>
+        <w:t>jax-skye@uiowa.edu</w:t>
+      </w:r>
+      <w:r>
+        <w:rPr>
+          <w:rFonts w:asciiTheme="majorHAnsi" w:hAnsiTheme="majorHAnsi"/>
+        </w:rPr>
+        <w:t xml:space="preserve"> </w:t>
+      </w:r>
+      <w:r>
+        <w:rPr>
           <w:rStyle w:val="Emphasis"/>
           <w:rFonts w:asciiTheme="majorHAnsi" w:hAnsiTheme="majorHAnsi"/>
         </w:rPr>
-        <w:t xml:space="preserve"> Research Scientist</w:t>
-      </w:r>
-    </w:p>
-    <w:p>
-      <w:pPr>
-        <w:pStyle w:val="Subtitle"/>
-        <w:rPr>
-          <w:rFonts w:asciiTheme="majorHAnsi" w:hAnsiTheme="majorHAnsi"/>
-        </w:rPr>
-      </w:pPr>
-      <w:r>
-        <w:rPr>
-          <w:rFonts w:asciiTheme="majorHAnsi" w:hAnsiTheme="majorHAnsi"/>
-        </w:rPr>
-        <w:t>(</w:t>
-      </w:r>
-      <w:r>
-        <w:rPr>
-          <w:rFonts w:asciiTheme="majorHAnsi" w:hAnsiTheme="majorHAnsi"/>
-        </w:rPr>
-        <w:t>319</w:t>
-      </w:r>
-      <w:r>
-        <w:rPr>
-          <w:rFonts w:asciiTheme="majorHAnsi" w:hAnsiTheme="majorHAnsi"/>
-        </w:rPr>
-        <w:t>) 5</w:t>
-      </w:r>
-      <w:r>
-        <w:rPr>
-          <w:rFonts w:asciiTheme="majorHAnsi" w:hAnsiTheme="majorHAnsi"/>
-        </w:rPr>
-        <w:t>41</w:t>
-      </w:r>
-      <w:r>
-        <w:rPr>
-          <w:rFonts w:asciiTheme="majorHAnsi" w:hAnsiTheme="majorHAnsi"/>
-        </w:rPr>
-        <w:t>-</w:t>
-      </w:r>
-      <w:r>
-        <w:rPr>
-          <w:rFonts w:asciiTheme="majorHAnsi" w:hAnsiTheme="majorHAnsi"/>
-        </w:rPr>
-        <w:t>3284</w:t>
+        <w:t>•</w:t>
       </w:r>
       <w:r>
         <w:rPr>
@@ -88,6 +134,30 @@
       </w:r>
       <w:r>
         <w:rPr>
+          <w:rFonts w:asciiTheme="majorHAnsi" w:hAnsiTheme="majorHAnsi"/>
+        </w:rPr>
+        <w:t>Iowa City, IA (</w:t>
+      </w:r>
+      <w:r>
+        <w:rPr>
+          <w:rFonts w:asciiTheme="majorHAnsi" w:hAnsiTheme="majorHAnsi"/>
+        </w:rPr>
+        <w:t>open to remote</w:t>
+      </w:r>
+      <w:r>
+        <w:rPr>
+          <w:rFonts w:asciiTheme="majorHAnsi" w:hAnsiTheme="majorHAnsi"/>
+        </w:rPr>
+        <w:t>)</w:t>
+      </w:r>
+      <w:r>
+        <w:rPr>
+          <w:rFonts w:asciiTheme="majorHAnsi" w:hAnsiTheme="majorHAnsi"/>
+        </w:rPr>
+        <w:t xml:space="preserve"> </w:t>
+      </w:r>
+      <w:r>
+        <w:rPr>
           <w:rStyle w:val="Emphasis"/>
           <w:rFonts w:asciiTheme="majorHAnsi" w:hAnsiTheme="majorHAnsi"/>
         </w:rPr>
@@ -97,13 +167,79 @@
         <w:rPr>
           <w:rFonts w:asciiTheme="majorHAnsi" w:hAnsiTheme="majorHAnsi"/>
         </w:rPr>
+        <w:t xml:space="preserve"> www.jaxskye.com</w:t>
+      </w:r>
+    </w:p>
+    <w:p>
+      <w:pPr>
+        <w:pStyle w:val="Heading1"/>
+      </w:pPr>
+      <w:r>
+        <w:t>P</w:t>
+      </w:r>
+      <w:r>
+        <w:t xml:space="preserve">rofessional </w:t>
+      </w:r>
+      <w:r>
+        <w:t>P</w:t>
+      </w:r>
+      <w:r>
+        <w:t>rofile</w:t>
+      </w:r>
+    </w:p>
+    <w:p>
+      <w:pPr>
+        <w:rPr>
+          <w:rFonts w:asciiTheme="majorHAnsi" w:hAnsiTheme="majorHAnsi"/>
+        </w:rPr>
+      </w:pPr>
+      <w:r>
+        <w:rPr>
+          <w:rFonts w:asciiTheme="majorHAnsi" w:hAnsiTheme="majorHAnsi"/>
+        </w:rPr>
+        <w:t xml:space="preserve">Neuroscientist and quantitative data scientist specializing in EEG and longitudinal neurological datasets. </w:t>
+      </w:r>
+      <w:r>
+        <w:rPr>
+          <w:rFonts w:asciiTheme="majorHAnsi" w:hAnsiTheme="majorHAnsi"/>
+        </w:rPr>
+        <w:t>Experienced designing and executing statistically rigorous analyses that translate complex neural data into decision-relevant insights. Strong collaborator skilled in stakeholder communication, reproducible analytics, and cross-cohort validation.</w:t>
+      </w:r>
+      <w:r>
+        <w:rPr>
+          <w:rFonts w:asciiTheme="majorHAnsi" w:hAnsiTheme="majorHAnsi"/>
+        </w:rPr>
         <w:t xml:space="preserve"> </w:t>
       </w:r>
-      <w:r>
-        <w:rPr>
-          <w:rFonts w:asciiTheme="majorHAnsi" w:hAnsiTheme="majorHAnsi"/>
-        </w:rPr>
-        <w:t>jax-skye@uiowa.edu</w:t>
+    </w:p>
+    <w:p>
+      <w:pPr>
+        <w:pStyle w:val="Heading1"/>
+      </w:pPr>
+      <w:r>
+        <w:t xml:space="preserve">Core </w:t>
+      </w:r>
+      <w:r>
+        <w:t>Expertise</w:t>
+      </w:r>
+    </w:p>
+    <w:p>
+      <w:pPr>
+        <w:rPr>
+          <w:rFonts w:asciiTheme="majorHAnsi" w:hAnsiTheme="majorHAnsi"/>
+        </w:rPr>
+      </w:pPr>
+      <w:r>
+        <w:rPr>
+          <w:rFonts w:asciiTheme="majorHAnsi" w:hAnsiTheme="majorHAnsi"/>
+        </w:rPr>
+        <w:t>EEG signal processing &amp; time-series analysis</w:t>
+      </w:r>
+      <w:r>
+        <w:rPr>
+          <w:rFonts w:asciiTheme="majorHAnsi" w:hAnsiTheme="majorHAnsi"/>
+        </w:rPr>
+        <w:t xml:space="preserve"> •</w:t>
       </w:r>
       <w:r>
         <w:rPr>
@@ -113,7 +249,30 @@
       </w:r>
       <w:r>
         <w:rPr>
-          <w:rStyle w:val="Emphasis"/>
+          <w:rFonts w:asciiTheme="majorHAnsi" w:hAnsiTheme="majorHAnsi"/>
+        </w:rPr>
+        <w:t>Longitudinal clinical outcome prediction</w:t>
+      </w:r>
+      <w:r>
+        <w:rPr>
+          <w:rFonts w:asciiTheme="majorHAnsi" w:hAnsiTheme="majorHAnsi"/>
+        </w:rPr>
+        <w:t xml:space="preserve"> •</w:t>
+      </w:r>
+      <w:r>
+        <w:rPr>
+          <w:rFonts w:asciiTheme="majorHAnsi" w:hAnsiTheme="majorHAnsi"/>
+        </w:rPr>
+        <w:t xml:space="preserve"> </w:t>
+      </w:r>
+      <w:r>
+        <w:rPr>
+          <w:rFonts w:asciiTheme="majorHAnsi" w:hAnsiTheme="majorHAnsi"/>
+        </w:rPr>
+        <w:t xml:space="preserve">Cross-cohort validation </w:t>
+      </w:r>
+      <w:r>
+        <w:rPr>
           <w:rFonts w:asciiTheme="majorHAnsi" w:hAnsiTheme="majorHAnsi"/>
         </w:rPr>
         <w:t>•</w:t>
@@ -122,25 +281,49 @@
         <w:rPr>
           <w:rFonts w:asciiTheme="majorHAnsi" w:hAnsiTheme="majorHAnsi"/>
         </w:rPr>
+        <w:t xml:space="preserve"> Statistical analysis planning </w:t>
+      </w:r>
+      <w:r>
+        <w:rPr>
+          <w:rFonts w:asciiTheme="majorHAnsi" w:hAnsiTheme="majorHAnsi"/>
+        </w:rPr>
+        <w:t>•</w:t>
+      </w:r>
+      <w:r>
+        <w:rPr>
+          <w:rFonts w:asciiTheme="majorHAnsi" w:hAnsiTheme="majorHAnsi"/>
+        </w:rPr>
+        <w:t xml:space="preserve"> Real-world data harmonization </w:t>
+      </w:r>
+      <w:r>
+        <w:rPr>
+          <w:rFonts w:asciiTheme="majorHAnsi" w:hAnsiTheme="majorHAnsi"/>
+        </w:rPr>
+        <w:t>•</w:t>
+      </w:r>
+      <w:r>
+        <w:rPr>
+          <w:rFonts w:asciiTheme="majorHAnsi" w:hAnsiTheme="majorHAnsi"/>
+        </w:rPr>
         <w:t xml:space="preserve"> </w:t>
       </w:r>
       <w:r>
         <w:rPr>
           <w:rFonts w:asciiTheme="majorHAnsi" w:hAnsiTheme="majorHAnsi"/>
         </w:rPr>
-        <w:t>Iowa City, IA (</w:t>
-      </w:r>
-      <w:r>
-        <w:rPr>
-          <w:rFonts w:asciiTheme="majorHAnsi" w:hAnsiTheme="majorHAnsi"/>
-        </w:rPr>
-        <w:t>relocating to Denver, CO</w:t>
-      </w:r>
-      <w:r>
-        <w:rPr>
-          <w:rFonts w:asciiTheme="majorHAnsi" w:hAnsiTheme="majorHAnsi"/>
-        </w:rPr>
-        <w:t>)</w:t>
+        <w:t xml:space="preserve">Reproducible </w:t>
+      </w:r>
+      <w:r>
+        <w:rPr>
+          <w:rFonts w:asciiTheme="majorHAnsi" w:hAnsiTheme="majorHAnsi"/>
+        </w:rPr>
+        <w:t>pipeline</w:t>
+      </w:r>
+      <w:r>
+        <w:rPr>
+          <w:rFonts w:asciiTheme="majorHAnsi" w:hAnsiTheme="majorHAnsi"/>
+        </w:rPr>
+        <w:t>s</w:t>
       </w:r>
       <w:r>
         <w:rPr>
@@ -150,16 +333,59 @@
       </w:r>
       <w:r>
         <w:rPr>
-          <w:rStyle w:val="Emphasis"/>
-          <w:rFonts w:asciiTheme="majorHAnsi" w:hAnsiTheme="majorHAnsi"/>
-        </w:rPr>
-        <w:t>•</w:t>
-      </w:r>
-      <w:r>
-        <w:rPr>
-          <w:rFonts w:asciiTheme="majorHAnsi" w:hAnsiTheme="majorHAnsi"/>
-        </w:rPr>
-        <w:t xml:space="preserve"> www.jaxskye.com</w:t>
+          <w:rFonts w:asciiTheme="majorHAnsi" w:hAnsiTheme="majorHAnsi"/>
+        </w:rPr>
+        <w:t xml:space="preserve">• </w:t>
+      </w:r>
+      <w:r>
+        <w:rPr>
+          <w:rFonts w:asciiTheme="majorHAnsi" w:hAnsiTheme="majorHAnsi"/>
+        </w:rPr>
+        <w:t xml:space="preserve">Predictive modeling &amp; </w:t>
+      </w:r>
+      <w:r>
+        <w:rPr>
+          <w:rFonts w:asciiTheme="majorHAnsi" w:hAnsiTheme="majorHAnsi"/>
+        </w:rPr>
+        <w:t>model comparison</w:t>
+      </w:r>
+      <w:r>
+        <w:rPr>
+          <w:rFonts w:asciiTheme="majorHAnsi" w:hAnsiTheme="majorHAnsi"/>
+        </w:rPr>
+        <w:t xml:space="preserve"> •</w:t>
+      </w:r>
+      <w:r>
+        <w:rPr>
+          <w:rFonts w:asciiTheme="majorHAnsi" w:hAnsiTheme="majorHAnsi"/>
+        </w:rPr>
+        <w:t xml:space="preserve"> </w:t>
+      </w:r>
+      <w:r>
+        <w:rPr>
+          <w:rFonts w:asciiTheme="majorHAnsi" w:hAnsiTheme="majorHAnsi"/>
+        </w:rPr>
+        <w:t>Stakeholder communication</w:t>
+      </w:r>
+      <w:r>
+        <w:rPr>
+          <w:rFonts w:asciiTheme="majorHAnsi" w:hAnsiTheme="majorHAnsi"/>
+        </w:rPr>
+        <w:t xml:space="preserve"> • </w:t>
+      </w:r>
+      <w:proofErr w:type="gramStart"/>
+      <w:r>
+        <w:rPr>
+          <w:rFonts w:asciiTheme="majorHAnsi" w:hAnsiTheme="majorHAnsi"/>
+        </w:rPr>
+        <w:t>Multi-project</w:t>
+      </w:r>
+      <w:proofErr w:type="gramEnd"/>
+      <w:r>
+        <w:rPr>
+          <w:rFonts w:asciiTheme="majorHAnsi" w:hAnsiTheme="majorHAnsi"/>
+        </w:rPr>
+        <w:t xml:space="preserve"> leadership</w:t>
       </w:r>
     </w:p>
     <w:p>
@@ -167,195 +393,6 @@
         <w:pStyle w:val="Heading1"/>
       </w:pPr>
       <w:r>
-        <w:t>professional profile</w:t>
-      </w:r>
-    </w:p>
-    <w:p>
-      <w:pPr>
-        <w:rPr>
-          <w:rFonts w:asciiTheme="majorHAnsi" w:hAnsiTheme="majorHAnsi"/>
-        </w:rPr>
-      </w:pPr>
-      <w:r>
-        <w:rPr>
-          <w:rFonts w:asciiTheme="majorHAnsi" w:hAnsiTheme="majorHAnsi"/>
-        </w:rPr>
-        <w:t>Computational neuroscientist with PhD training and ex</w:t>
-      </w:r>
-      <w:r>
-        <w:rPr>
-          <w:rFonts w:asciiTheme="majorHAnsi" w:hAnsiTheme="majorHAnsi"/>
-        </w:rPr>
-        <w:t xml:space="preserve">pertise in quantitative modeling of clinical and neural datasets. Experienced in building and validating analytic frameworks for longitudinal clinical outcome prediction, algorithm optimization, and multivariate feature integration, with a strong emphasis on reproducibility and real-world clinical data. </w:t>
-      </w:r>
-      <w:r>
-        <w:rPr>
-          <w:rFonts w:asciiTheme="majorHAnsi" w:hAnsiTheme="majorHAnsi"/>
-        </w:rPr>
-        <w:t>Analyzed clinical trial and longitudinal clinical datasets to identify neural biomarkers predictive of behavioral outcomes in neurological populations.</w:t>
-      </w:r>
-      <w:r>
-        <w:rPr>
-          <w:rFonts w:asciiTheme="majorHAnsi" w:hAnsiTheme="majorHAnsi"/>
-        </w:rPr>
-        <w:t xml:space="preserve"> </w:t>
-      </w:r>
-      <w:r>
-        <w:rPr>
-          <w:rFonts w:asciiTheme="majorHAnsi" w:hAnsiTheme="majorHAnsi"/>
-        </w:rPr>
-        <w:t>Brings formal EEG signal processing training and a track record of translating complex analyses for interdisciplinary scientific collaborators</w:t>
-      </w:r>
-      <w:r>
-        <w:rPr>
-          <w:rFonts w:asciiTheme="majorHAnsi" w:hAnsiTheme="majorHAnsi"/>
-        </w:rPr>
-        <w:t>.</w:t>
-      </w:r>
-    </w:p>
-    <w:p>
-      <w:pPr>
-        <w:pStyle w:val="Heading1"/>
-      </w:pPr>
-      <w:r>
-        <w:t xml:space="preserve">Core </w:t>
-      </w:r>
-      <w:r>
-        <w:t>Expertise</w:t>
-      </w:r>
-    </w:p>
-    <w:p>
-      <w:pPr>
-        <w:rPr>
-          <w:rFonts w:asciiTheme="majorHAnsi" w:hAnsiTheme="majorHAnsi"/>
-        </w:rPr>
-      </w:pPr>
-      <w:r>
-        <w:rPr>
-          <w:rFonts w:asciiTheme="majorHAnsi" w:hAnsiTheme="majorHAnsi"/>
-        </w:rPr>
-        <w:t>EEG signal processing &amp; time-series analysis</w:t>
-      </w:r>
-      <w:r>
-        <w:rPr>
-          <w:rFonts w:asciiTheme="majorHAnsi" w:hAnsiTheme="majorHAnsi"/>
-        </w:rPr>
-        <w:t xml:space="preserve"> •</w:t>
-      </w:r>
-      <w:r>
-        <w:rPr>
-          <w:rFonts w:asciiTheme="majorHAnsi" w:hAnsiTheme="majorHAnsi"/>
-        </w:rPr>
-        <w:t xml:space="preserve"> </w:t>
-      </w:r>
-      <w:r>
-        <w:rPr>
-          <w:rFonts w:asciiTheme="majorHAnsi" w:hAnsiTheme="majorHAnsi"/>
-        </w:rPr>
-        <w:t>Longitudinal clinical outcome prediction</w:t>
-      </w:r>
-      <w:r>
-        <w:rPr>
-          <w:rFonts w:asciiTheme="majorHAnsi" w:hAnsiTheme="majorHAnsi"/>
-        </w:rPr>
-        <w:t xml:space="preserve"> •</w:t>
-      </w:r>
-      <w:r>
-        <w:rPr>
-          <w:rFonts w:asciiTheme="majorHAnsi" w:hAnsiTheme="majorHAnsi"/>
-        </w:rPr>
-        <w:t xml:space="preserve"> </w:t>
-      </w:r>
-      <w:r>
-        <w:rPr>
-          <w:rFonts w:asciiTheme="majorHAnsi" w:hAnsiTheme="majorHAnsi"/>
-        </w:rPr>
-        <w:t>Reproducible analytics</w:t>
-      </w:r>
-      <w:r>
-        <w:rPr>
-          <w:rFonts w:asciiTheme="majorHAnsi" w:hAnsiTheme="majorHAnsi"/>
-        </w:rPr>
-        <w:t xml:space="preserve"> </w:t>
-      </w:r>
-      <w:r>
-        <w:rPr>
-          <w:rFonts w:asciiTheme="majorHAnsi" w:hAnsiTheme="majorHAnsi"/>
-        </w:rPr>
-        <w:t xml:space="preserve">• </w:t>
-      </w:r>
-      <w:r>
-        <w:rPr>
-          <w:rFonts w:asciiTheme="majorHAnsi" w:hAnsiTheme="majorHAnsi"/>
-        </w:rPr>
-        <w:t>Predictive modeling &amp; algorithm evaluation</w:t>
-      </w:r>
-      <w:r>
-        <w:rPr>
-          <w:rFonts w:asciiTheme="majorHAnsi" w:hAnsiTheme="majorHAnsi"/>
-        </w:rPr>
-        <w:t xml:space="preserve"> •</w:t>
-      </w:r>
-      <w:r>
-        <w:rPr>
-          <w:rFonts w:asciiTheme="majorHAnsi" w:hAnsiTheme="majorHAnsi"/>
-        </w:rPr>
-        <w:t xml:space="preserve"> </w:t>
-      </w:r>
-      <w:r>
-        <w:rPr>
-          <w:rFonts w:asciiTheme="majorHAnsi" w:hAnsiTheme="majorHAnsi"/>
-        </w:rPr>
-        <w:t>Scientific computing &amp; custom toolbox development</w:t>
-      </w:r>
-      <w:r>
-        <w:rPr>
-          <w:rFonts w:asciiTheme="majorHAnsi" w:hAnsiTheme="majorHAnsi"/>
-        </w:rPr>
-        <w:t xml:space="preserve"> • </w:t>
-      </w:r>
-      <w:r>
-        <w:rPr>
-          <w:rFonts w:asciiTheme="majorHAnsi" w:hAnsiTheme="majorHAnsi"/>
-        </w:rPr>
-        <w:t xml:space="preserve">Excellent </w:t>
-      </w:r>
-      <w:r>
-        <w:rPr>
-          <w:rFonts w:asciiTheme="majorHAnsi" w:hAnsiTheme="majorHAnsi"/>
-        </w:rPr>
-        <w:t>presentation skills</w:t>
-      </w:r>
-      <w:r>
-        <w:rPr>
-          <w:rFonts w:asciiTheme="majorHAnsi" w:hAnsiTheme="majorHAnsi"/>
-        </w:rPr>
-        <w:t xml:space="preserve"> </w:t>
-      </w:r>
-      <w:r>
-        <w:rPr>
-          <w:rFonts w:asciiTheme="majorHAnsi" w:hAnsiTheme="majorHAnsi"/>
-        </w:rPr>
-        <w:t>•</w:t>
-      </w:r>
-      <w:r>
-        <w:rPr>
-          <w:rFonts w:asciiTheme="majorHAnsi" w:hAnsiTheme="majorHAnsi"/>
-        </w:rPr>
-        <w:t xml:space="preserve"> </w:t>
-      </w:r>
-      <w:r>
-        <w:rPr>
-          <w:rFonts w:asciiTheme="majorHAnsi" w:hAnsiTheme="majorHAnsi"/>
-        </w:rPr>
-        <w:t>Scientific communication &amp; external collaboration</w:t>
-      </w:r>
-    </w:p>
-    <w:p>
-      <w:pPr>
-        <w:pStyle w:val="Heading1"/>
-      </w:pPr>
-      <w:r>
         <w:t>Professional Experience</w:t>
       </w:r>
     </w:p>
@@ -373,7 +410,31 @@
         <w:rPr>
           <w:rStyle w:val="ALLCAPS"/>
         </w:rPr>
-        <w:t xml:space="preserve"> – Computational neuroscience</w:t>
+        <w:t xml:space="preserve"> – </w:t>
+      </w:r>
+      <w:r>
+        <w:rPr>
+          <w:rStyle w:val="ALLCAPS"/>
+        </w:rPr>
+        <w:t>C</w:t>
+      </w:r>
+      <w:r>
+        <w:rPr>
+          <w:rStyle w:val="ALLCAPS"/>
+        </w:rPr>
+        <w:t xml:space="preserve">omputational </w:t>
+      </w:r>
+      <w:r>
+        <w:rPr>
+          <w:rStyle w:val="ALLCAPS"/>
+        </w:rPr>
+        <w:t>N</w:t>
+      </w:r>
+      <w:r>
+        <w:rPr>
+          <w:rStyle w:val="ALLCAPS"/>
+        </w:rPr>
+        <w:t>euroscience</w:t>
       </w:r>
     </w:p>
     <w:p>
@@ -420,31 +481,19 @@
         <w:rPr>
           <w:rFonts w:asciiTheme="majorHAnsi" w:hAnsiTheme="majorHAnsi"/>
         </w:rPr>
-        <w:t xml:space="preserve">Developed </w:t>
-      </w:r>
-      <w:r>
-        <w:rPr>
-          <w:rFonts w:asciiTheme="majorHAnsi" w:hAnsiTheme="majorHAnsi"/>
-        </w:rPr>
-        <w:t>two</w:t>
-      </w:r>
-      <w:r>
-        <w:rPr>
-          <w:rFonts w:asciiTheme="majorHAnsi" w:hAnsiTheme="majorHAnsi"/>
-        </w:rPr>
-        <w:t xml:space="preserve"> fully reproducible, custom Python pipeline</w:t>
-      </w:r>
-      <w:r>
-        <w:rPr>
-          <w:rFonts w:asciiTheme="majorHAnsi" w:hAnsiTheme="majorHAnsi"/>
-        </w:rPr>
-        <w:t>s</w:t>
-      </w:r>
-      <w:r>
-        <w:rPr>
-          <w:rFonts w:asciiTheme="majorHAnsi" w:hAnsiTheme="majorHAnsi"/>
-        </w:rPr>
-        <w:t xml:space="preserve"> to model longitudinal stroke outcomes, identifying optimal algorithms for predicting multi-domain behavioral recovery from high-dimensional clinical data</w:t>
+        <w:t>Led end-to-end quantitative analyses of large</w:t>
+      </w:r>
+      <w:r>
+        <w:rPr>
+          <w:rFonts w:asciiTheme="majorHAnsi" w:hAnsiTheme="majorHAnsi"/>
+        </w:rPr>
+        <w:t>, multi-site</w:t>
+      </w:r>
+      <w:r>
+        <w:rPr>
+          <w:rFonts w:asciiTheme="majorHAnsi" w:hAnsiTheme="majorHAnsi"/>
+        </w:rPr>
+        <w:t xml:space="preserve"> neurological datasets (2,000+ patients), translating complex behavioral and neuroimaging data into clinically interpretable insights</w:t>
       </w:r>
     </w:p>
     <w:p>
@@ -462,7 +511,7 @@
         <w:rPr>
           <w:rFonts w:asciiTheme="majorHAnsi" w:hAnsiTheme="majorHAnsi"/>
         </w:rPr>
-        <w:t>Implemented Singularity-containerized workflows to ensure analytic reproducibility across systems and collaborators</w:t>
+        <w:t>Harmonized heterogeneous clinical datasets spanning decades, documenting provenance and resolving inconsistencies prior to modeling</w:t>
       </w:r>
     </w:p>
     <w:p>
@@ -480,7 +529,7 @@
         <w:rPr>
           <w:rFonts w:asciiTheme="majorHAnsi" w:hAnsiTheme="majorHAnsi"/>
         </w:rPr>
-        <w:t>Modeled relationships between brain damage location, network-level disruption, and behavioral outcomes</w:t>
+        <w:t>Designed statistical analysis strategies in collaboration with clinicians and computational scientists to support longitudinal outcome prediction</w:t>
       </w:r>
     </w:p>
     <w:p>
@@ -498,21 +547,7 @@
         <w:rPr>
           <w:rFonts w:asciiTheme="majorHAnsi" w:hAnsiTheme="majorHAnsi"/>
         </w:rPr>
-        <w:t xml:space="preserve">Evaluated and compared predictive models to maximize generalization to </w:t>
-      </w:r>
-      <w:proofErr w:type="gramStart"/>
-      <w:r>
-        <w:rPr>
-          <w:rFonts w:asciiTheme="majorHAnsi" w:hAnsiTheme="majorHAnsi"/>
-        </w:rPr>
-        <w:t>held</w:t>
-      </w:r>
-      <w:proofErr w:type="gramEnd"/>
-      <w:r>
-        <w:rPr>
-          <w:rFonts w:asciiTheme="majorHAnsi" w:hAnsiTheme="majorHAnsi"/>
-        </w:rPr>
-        <w:t>-out clinical cohorts</w:t>
+        <w:t>Developed reproducible, version-controlled, containerized (Singularity) analysis pipelines for cross-system consistency across multiple collaborators</w:t>
       </w:r>
     </w:p>
     <w:p>
@@ -530,7 +565,25 @@
         <w:rPr>
           <w:rFonts w:asciiTheme="majorHAnsi" w:hAnsiTheme="majorHAnsi"/>
         </w:rPr>
-        <w:t xml:space="preserve">Worked extensively with messy, incomplete, real-world clinical datasets in neurological populations </w:t>
+        <w:t>Presented analytic findings to interdisciplinary</w:t>
+      </w:r>
+      <w:r>
+        <w:rPr>
+          <w:rFonts w:asciiTheme="majorHAnsi" w:hAnsiTheme="majorHAnsi"/>
+        </w:rPr>
+        <w:t xml:space="preserve"> stakeholders, </w:t>
+      </w:r>
+      <w:r>
+        <w:rPr>
+          <w:rFonts w:asciiTheme="majorHAnsi" w:hAnsiTheme="majorHAnsi"/>
+        </w:rPr>
+        <w:t>adding depth and framing to support high-stakes research decisions</w:t>
+      </w:r>
+      <w:r>
+        <w:rPr>
+          <w:rFonts w:asciiTheme="majorHAnsi" w:hAnsiTheme="majorHAnsi"/>
+        </w:rPr>
+        <w:t xml:space="preserve"> </w:t>
       </w:r>
     </w:p>
     <w:p>
@@ -548,25 +601,7 @@
         <w:rPr>
           <w:rFonts w:asciiTheme="majorHAnsi" w:hAnsiTheme="majorHAnsi"/>
         </w:rPr>
-        <w:t>Authored and prepared peer-reviewed manuscripts describing analytic frameworks, validation strategies, and translational implications</w:t>
-      </w:r>
-    </w:p>
-    <w:p>
-      <w:pPr>
-        <w:pStyle w:val="ListParagraph"/>
-        <w:numPr>
-          <w:ilvl w:val="0"/>
-          <w:numId w:val="3"/>
-        </w:numPr>
-        <w:rPr>
-          <w:rFonts w:asciiTheme="majorHAnsi" w:hAnsiTheme="majorHAnsi"/>
-        </w:rPr>
-      </w:pPr>
-      <w:r>
-        <w:rPr>
-          <w:rFonts w:asciiTheme="majorHAnsi" w:hAnsiTheme="majorHAnsi"/>
-        </w:rPr>
-        <w:t>Communicated findings to a variety of audiences through publications, talks, figures, and presentations</w:t>
+        <w:t>Led scientific discussions with interdisciplinary collaborators to align analytic strategy with study objectives and constraints</w:t>
       </w:r>
     </w:p>
     <w:p>
@@ -593,7 +628,31 @@
         <w:rPr>
           <w:rStyle w:val="ALLCAPS"/>
         </w:rPr>
-        <w:t xml:space="preserve"> – clinical neuroscience</w:t>
+        <w:t xml:space="preserve"> – </w:t>
+      </w:r>
+      <w:r>
+        <w:rPr>
+          <w:rStyle w:val="ALLCAPS"/>
+        </w:rPr>
+        <w:t>C</w:t>
+      </w:r>
+      <w:r>
+        <w:rPr>
+          <w:rStyle w:val="ALLCAPS"/>
+        </w:rPr>
+        <w:t xml:space="preserve">linical </w:t>
+      </w:r>
+      <w:r>
+        <w:rPr>
+          <w:rStyle w:val="ALLCAPS"/>
+        </w:rPr>
+        <w:t>N</w:t>
+      </w:r>
+      <w:r>
+        <w:rPr>
+          <w:rStyle w:val="ALLCAPS"/>
+        </w:rPr>
+        <w:t>euroscience</w:t>
       </w:r>
     </w:p>
     <w:p>
@@ -645,7 +704,19 @@
         <w:rPr>
           <w:rFonts w:asciiTheme="majorHAnsi" w:hAnsiTheme="majorHAnsi"/>
         </w:rPr>
-        <w:t>Conducted quantitative analyses of large datasets of behavioral, MRI, CT, and medical chart data using advanced statistical and computational techniques</w:t>
+        <w:t xml:space="preserve">Designed and led pre-registered clinical studies with predefined endpoints </w:t>
+      </w:r>
+      <w:r>
+        <w:rPr>
+          <w:rFonts w:asciiTheme="majorHAnsi" w:hAnsiTheme="majorHAnsi"/>
+        </w:rPr>
+        <w:t xml:space="preserve">in collaboration with </w:t>
+      </w:r>
+      <w:r>
+        <w:rPr>
+          <w:rFonts w:asciiTheme="majorHAnsi" w:hAnsiTheme="majorHAnsi"/>
+        </w:rPr>
+        <w:t>interdisciplinary clinical teams (neurology, neurosurgery, imaging, behavioral science)</w:t>
       </w:r>
     </w:p>
     <w:p>
@@ -659,7 +730,13 @@
         <w:rPr>
           <w:rFonts w:asciiTheme="majorHAnsi" w:hAnsiTheme="majorHAnsi"/>
         </w:rPr>
-        <w:t>Applied dimensionality reduction, clustering, and predictive modeling to uncover latent structure in neurological patient data</w:t>
+        <w:t xml:space="preserve">Developed </w:t>
+      </w:r>
+      <w:r>
+        <w:rPr>
+          <w:rFonts w:asciiTheme="majorHAnsi" w:hAnsiTheme="majorHAnsi"/>
+        </w:rPr>
+        <w:t>and executed statistical analysis plans supporting replication and cross-cohort validation</w:t>
       </w:r>
     </w:p>
     <w:p>
@@ -673,21 +750,224 @@
         <w:rPr>
           <w:rFonts w:asciiTheme="majorHAnsi" w:hAnsiTheme="majorHAnsi"/>
         </w:rPr>
-        <w:t>Designed and executed end-</w:t>
+        <w:t>Analyzed</w:t>
+      </w:r>
+      <w:r>
+        <w:rPr>
+          <w:rFonts w:asciiTheme="majorHAnsi" w:hAnsiTheme="majorHAnsi"/>
+        </w:rPr>
+        <w:t xml:space="preserve"> large</w:t>
+      </w:r>
+      <w:r>
+        <w:rPr>
+          <w:rFonts w:asciiTheme="majorHAnsi" w:hAnsiTheme="majorHAnsi"/>
+        </w:rPr>
+        <w:t>-scale neurological datasets (1,000+ patients)</w:t>
+      </w:r>
+      <w:r>
+        <w:rPr>
+          <w:rFonts w:asciiTheme="majorHAnsi" w:hAnsiTheme="majorHAnsi"/>
+        </w:rPr>
+        <w:t xml:space="preserve"> </w:t>
+      </w:r>
+      <w:r>
+        <w:rPr>
+          <w:rFonts w:asciiTheme="majorHAnsi" w:hAnsiTheme="majorHAnsi"/>
+        </w:rPr>
+        <w:t xml:space="preserve">integrating </w:t>
+      </w:r>
+      <w:r>
+        <w:rPr>
+          <w:rFonts w:asciiTheme="majorHAnsi" w:hAnsiTheme="majorHAnsi"/>
+        </w:rPr>
+        <w:t xml:space="preserve">behavioral, MRI, CT, and medical chart data </w:t>
+      </w:r>
+      <w:r>
+        <w:rPr>
+          <w:rFonts w:asciiTheme="majorHAnsi" w:hAnsiTheme="majorHAnsi"/>
+        </w:rPr>
+        <w:t>spanning 45 years</w:t>
+      </w:r>
+    </w:p>
+    <w:p>
+      <w:pPr>
+        <w:pStyle w:val="ListBullet"/>
+        <w:rPr>
+          <w:rFonts w:asciiTheme="majorHAnsi" w:hAnsiTheme="majorHAnsi"/>
+        </w:rPr>
+      </w:pPr>
+      <w:r>
+        <w:rPr>
+          <w:rFonts w:asciiTheme="majorHAnsi" w:hAnsiTheme="majorHAnsi"/>
+        </w:rPr>
+        <w:t>Applied multivariate modeling and cross-validation to identify</w:t>
+      </w:r>
+      <w:r>
+        <w:rPr>
+          <w:rFonts w:asciiTheme="majorHAnsi" w:hAnsiTheme="majorHAnsi"/>
+        </w:rPr>
+        <w:t xml:space="preserve"> neural markers </w:t>
+      </w:r>
+      <w:r>
+        <w:rPr>
+          <w:rFonts w:asciiTheme="majorHAnsi" w:hAnsiTheme="majorHAnsi"/>
+        </w:rPr>
+        <w:t xml:space="preserve">linked </w:t>
+      </w:r>
+      <w:r>
+        <w:rPr>
+          <w:rFonts w:asciiTheme="majorHAnsi" w:hAnsiTheme="majorHAnsi"/>
+        </w:rPr>
+        <w:t>to cognitive and behavioral outcomes</w:t>
+      </w:r>
+    </w:p>
+    <w:p>
+      <w:pPr>
+        <w:pStyle w:val="ListBullet"/>
+        <w:rPr>
+          <w:rFonts w:asciiTheme="majorHAnsi" w:hAnsiTheme="majorHAnsi"/>
+        </w:rPr>
+      </w:pPr>
+      <w:r>
+        <w:rPr>
+          <w:rFonts w:asciiTheme="majorHAnsi" w:hAnsiTheme="majorHAnsi"/>
+        </w:rPr>
+        <w:t>Contributed to preprocessing and analysis pipeline development for TMS clinical trial data</w:t>
+      </w:r>
+    </w:p>
+    <w:p>
+      <w:pPr>
+        <w:pStyle w:val="ListBullet"/>
+        <w:rPr>
+          <w:rFonts w:asciiTheme="majorHAnsi" w:hAnsiTheme="majorHAnsi"/>
+        </w:rPr>
+      </w:pPr>
+      <w:r>
+        <w:rPr>
+          <w:rFonts w:asciiTheme="majorHAnsi" w:hAnsiTheme="majorHAnsi"/>
+        </w:rPr>
+        <w:t>Managed four concurrent projects from planning through manuscript preparation</w:t>
+      </w:r>
+    </w:p>
+    <w:p>
+      <w:pPr>
+        <w:pStyle w:val="ListBullet"/>
+        <w:rPr>
+          <w:rFonts w:asciiTheme="majorHAnsi" w:hAnsiTheme="majorHAnsi"/>
+        </w:rPr>
+      </w:pPr>
+      <w:r>
+        <w:rPr>
+          <w:rFonts w:asciiTheme="majorHAnsi" w:hAnsiTheme="majorHAnsi"/>
+        </w:rPr>
+        <w:t>Completed PhD 1.5 years ahead of program average while leading distributed research efforts in a fully remote environment during the COVID-19 pandemic</w:t>
+      </w:r>
+    </w:p>
+    <w:p>
+      <w:pPr>
+        <w:pStyle w:val="Heading1"/>
+        <w:rPr>
+          <w:spacing w:val="40"/>
+        </w:rPr>
+      </w:pPr>
+      <w:r>
+        <w:t xml:space="preserve">EEG </w:t>
+      </w:r>
+      <w:r>
+        <w:t>&amp;</w:t>
+      </w:r>
+      <w:r>
+        <w:t xml:space="preserve"> Signal Processing Experience</w:t>
+      </w:r>
+    </w:p>
+    <w:p>
+      <w:pPr>
+        <w:pStyle w:val="ListBullet"/>
+        <w:rPr>
+          <w:rFonts w:asciiTheme="majorHAnsi" w:hAnsiTheme="majorHAnsi"/>
+        </w:rPr>
+      </w:pPr>
+      <w:r>
+        <w:rPr>
+          <w:rFonts w:asciiTheme="majorHAnsi" w:hAnsiTheme="majorHAnsi"/>
+        </w:rPr>
+        <w:t>Completed advanced</w:t>
+      </w:r>
+      <w:r>
+        <w:rPr>
+          <w:rFonts w:asciiTheme="majorHAnsi" w:hAnsiTheme="majorHAnsi"/>
+        </w:rPr>
+        <w:t xml:space="preserve"> training in EEG signal </w:t>
+      </w:r>
+      <w:r>
+        <w:rPr>
+          <w:rFonts w:asciiTheme="majorHAnsi" w:hAnsiTheme="majorHAnsi"/>
+        </w:rPr>
+        <w:t>pre</w:t>
+      </w:r>
+      <w:r>
+        <w:rPr>
+          <w:rFonts w:asciiTheme="majorHAnsi" w:hAnsiTheme="majorHAnsi"/>
+        </w:rPr>
+        <w:t>processing</w:t>
+      </w:r>
+      <w:r>
+        <w:rPr>
+          <w:rFonts w:asciiTheme="majorHAnsi" w:hAnsiTheme="majorHAnsi"/>
+        </w:rPr>
+        <w:t xml:space="preserve">, </w:t>
+      </w:r>
+      <w:r>
+        <w:rPr>
+          <w:rFonts w:asciiTheme="majorHAnsi" w:hAnsiTheme="majorHAnsi"/>
+        </w:rPr>
+        <w:t xml:space="preserve">artifact </w:t>
+      </w:r>
+      <w:r>
+        <w:rPr>
+          <w:rFonts w:asciiTheme="majorHAnsi" w:hAnsiTheme="majorHAnsi"/>
+        </w:rPr>
+        <w:t>rejection</w:t>
+      </w:r>
+      <w:r>
+        <w:rPr>
+          <w:rFonts w:asciiTheme="majorHAnsi" w:hAnsiTheme="majorHAnsi"/>
+        </w:rPr>
+        <w:t>, ERP analysis, time-frequency</w:t>
+      </w:r>
+      <w:r>
+        <w:rPr>
+          <w:rFonts w:asciiTheme="majorHAnsi" w:hAnsiTheme="majorHAnsi"/>
+        </w:rPr>
+        <w:t xml:space="preserve"> decomposition, and connectivity modeling</w:t>
+      </w:r>
+    </w:p>
+    <w:p>
+      <w:pPr>
+        <w:pStyle w:val="ListBullet"/>
+        <w:rPr>
+          <w:rFonts w:asciiTheme="majorHAnsi" w:hAnsiTheme="majorHAnsi"/>
+        </w:rPr>
+      </w:pPr>
+      <w:r>
+        <w:rPr>
+          <w:rFonts w:asciiTheme="majorHAnsi" w:hAnsiTheme="majorHAnsi"/>
+        </w:rPr>
+        <w:t xml:space="preserve">Analyzed research EEG datasets and integrated derived metrics with behavioral measures for </w:t>
       </w:r>
       <w:proofErr w:type="gramStart"/>
       <w:r>
         <w:rPr>
           <w:rFonts w:asciiTheme="majorHAnsi" w:hAnsiTheme="majorHAnsi"/>
         </w:rPr>
-        <w:t>to</w:t>
+        <w:t>exploratory modeling</w:t>
       </w:r>
       <w:proofErr w:type="gramEnd"/>
       <w:r>
         <w:rPr>
           <w:rFonts w:asciiTheme="majorHAnsi" w:hAnsiTheme="majorHAnsi"/>
         </w:rPr>
-        <w:t>-end research projects from conceptualization through dissemination</w:t>
+        <w:t xml:space="preserve"> and reporting</w:t>
       </w:r>
     </w:p>
     <w:p>
@@ -701,7 +981,25 @@
         <w:rPr>
           <w:rFonts w:asciiTheme="majorHAnsi" w:hAnsiTheme="majorHAnsi"/>
         </w:rPr>
-        <w:t>Published multiple peer-reviewed papers linking neural markers to cognitive and behavioral outcomes</w:t>
+        <w:t xml:space="preserve">Designed and </w:t>
+      </w:r>
+      <w:r>
+        <w:rPr>
+          <w:rFonts w:asciiTheme="majorHAnsi" w:hAnsiTheme="majorHAnsi"/>
+        </w:rPr>
+        <w:t>delivered an 8-session intensive EEG processing workshop (~40 trainees), covering data cleaning, connectivity analyses (phase-locking, coherence, Granger causality), independent component clustering, and reproducible reporting</w:t>
+      </w:r>
+    </w:p>
+    <w:p>
+      <w:pPr>
+        <w:pStyle w:val="Heading1"/>
+        <w:rPr>
+          <w:spacing w:val="40"/>
+        </w:rPr>
+      </w:pPr>
+      <w:r>
+        <w:lastRenderedPageBreak/>
+        <w:t>Computational &amp; Quantitative Methods</w:t>
       </w:r>
     </w:p>
     <w:p>
@@ -715,7 +1013,7 @@
         <w:rPr>
           <w:rFonts w:asciiTheme="majorHAnsi" w:hAnsiTheme="majorHAnsi"/>
         </w:rPr>
-        <w:t>Collaborated with clinicians and scientists to translate analytic results into clinically interpretable insights</w:t>
+        <w:t>Built and maintained scalable, version-controlled analysis pipelines for large-scale clinical and behavioral datasets</w:t>
       </w:r>
     </w:p>
     <w:p>
@@ -729,21 +1027,7 @@
         <w:rPr>
           <w:rFonts w:asciiTheme="majorHAnsi" w:hAnsiTheme="majorHAnsi"/>
         </w:rPr>
-        <w:t>Created and delivered impactful presentations through publication-quality data visualizations to internal and external researchers and stakeholders</w:t>
-      </w:r>
-    </w:p>
-    <w:p>
-      <w:pPr>
-        <w:pStyle w:val="Heading1"/>
-        <w:rPr>
-          <w:spacing w:val="40"/>
-        </w:rPr>
-      </w:pPr>
-      <w:r>
-        <w:t>E</w:t>
-      </w:r>
-      <w:r>
-        <w:t>EG and Signal Processing Experience</w:t>
+        <w:t>Developed two open-source Python toolboxes implementing topological data analysis methods for multimodal modeling (behavioral, MRI, time-series), adopted by external research groups</w:t>
       </w:r>
     </w:p>
     <w:p>
@@ -757,45 +1041,7 @@
         <w:rPr>
           <w:rFonts w:asciiTheme="majorHAnsi" w:hAnsiTheme="majorHAnsi"/>
         </w:rPr>
-        <w:t>F</w:t>
-      </w:r>
-      <w:r>
-        <w:rPr>
-          <w:rFonts w:asciiTheme="majorHAnsi" w:hAnsiTheme="majorHAnsi"/>
-        </w:rPr>
-        <w:t xml:space="preserve">ormal PhD-level didactic training in EEG signal processing, including </w:t>
-      </w:r>
-      <w:r>
-        <w:rPr>
-          <w:rFonts w:asciiTheme="majorHAnsi" w:hAnsiTheme="majorHAnsi"/>
-        </w:rPr>
-        <w:t xml:space="preserve">data cleaning, </w:t>
-      </w:r>
-      <w:r>
-        <w:rPr>
-          <w:rFonts w:asciiTheme="majorHAnsi" w:hAnsiTheme="majorHAnsi"/>
-        </w:rPr>
-        <w:t xml:space="preserve">artifact </w:t>
-      </w:r>
-      <w:r>
-        <w:rPr>
-          <w:rFonts w:asciiTheme="majorHAnsi" w:hAnsiTheme="majorHAnsi"/>
-        </w:rPr>
-        <w:t xml:space="preserve">handling, </w:t>
-      </w:r>
-      <w:proofErr w:type="spellStart"/>
-      <w:r>
-        <w:rPr>
-          <w:rFonts w:asciiTheme="majorHAnsi" w:hAnsiTheme="majorHAnsi"/>
-        </w:rPr>
-        <w:t>epoching</w:t>
-      </w:r>
-      <w:proofErr w:type="spellEnd"/>
-      <w:r>
-        <w:rPr>
-          <w:rFonts w:asciiTheme="majorHAnsi" w:hAnsiTheme="majorHAnsi"/>
-        </w:rPr>
-        <w:t>, ERP analysis, and time-frequency methods</w:t>
+        <w:t>Applied dimensionality reduction, regularized regression, clustering, and cross-validation to high-dimensional datasets</w:t>
       </w:r>
     </w:p>
     <w:p>
@@ -809,155 +1055,7 @@
         <w:rPr>
           <w:rFonts w:asciiTheme="majorHAnsi" w:hAnsiTheme="majorHAnsi"/>
         </w:rPr>
-        <w:t>Designed and taught an intensive EEG data processing workshop to ~40 graduate students, researchers, and faculty (eight 2-hour sessions) using EEGLAB</w:t>
-      </w:r>
-    </w:p>
-    <w:p>
-      <w:pPr>
-        <w:pStyle w:val="ListBullet"/>
-        <w:rPr>
-          <w:rFonts w:asciiTheme="majorHAnsi" w:hAnsiTheme="majorHAnsi"/>
-        </w:rPr>
-      </w:pPr>
-      <w:r>
-        <w:rPr>
-          <w:rFonts w:asciiTheme="majorHAnsi" w:hAnsiTheme="majorHAnsi"/>
-        </w:rPr>
-        <w:lastRenderedPageBreak/>
-        <w:t>Applied advanced EEG connectivity and network analyses, including phase-locking, coherence, Granger causality, and independent component clustering</w:t>
-      </w:r>
-    </w:p>
-    <w:p>
-      <w:pPr>
-        <w:pStyle w:val="ListBullet"/>
-        <w:rPr>
-          <w:rFonts w:asciiTheme="majorHAnsi" w:hAnsiTheme="majorHAnsi"/>
-        </w:rPr>
-      </w:pPr>
-      <w:r>
-        <w:rPr>
-          <w:rFonts w:asciiTheme="majorHAnsi" w:hAnsiTheme="majorHAnsi"/>
-        </w:rPr>
-        <w:t>Hands-on experience working with noisy, real-world EEG data from human participants in cognitive and clinical neuroscience contexts, gained through formal training, workshop instruction, and applied analysis</w:t>
-      </w:r>
-    </w:p>
-    <w:p>
-      <w:pPr>
-        <w:pStyle w:val="Heading1"/>
-        <w:rPr>
-          <w:spacing w:val="40"/>
-        </w:rPr>
-      </w:pPr>
-      <w:r>
-        <w:t>Computational &amp; Quantitative Methods</w:t>
-      </w:r>
-    </w:p>
-    <w:p>
-      <w:pPr>
-        <w:pStyle w:val="ListBullet"/>
-        <w:rPr>
-          <w:rFonts w:asciiTheme="majorHAnsi" w:hAnsiTheme="majorHAnsi"/>
-        </w:rPr>
-      </w:pPr>
-      <w:r>
-        <w:rPr>
-          <w:rFonts w:asciiTheme="majorHAnsi" w:hAnsiTheme="majorHAnsi"/>
-        </w:rPr>
-        <w:t xml:space="preserve">Developed and maintained reproducible, </w:t>
-      </w:r>
-      <w:r>
-        <w:rPr>
-          <w:rFonts w:asciiTheme="majorHAnsi" w:hAnsiTheme="majorHAnsi"/>
-        </w:rPr>
-        <w:t xml:space="preserve">modular, </w:t>
-      </w:r>
-      <w:r>
-        <w:rPr>
-          <w:rFonts w:asciiTheme="majorHAnsi" w:hAnsiTheme="majorHAnsi"/>
-        </w:rPr>
-        <w:t>version-tracked analysis codebases for large-scale behavioral and clinical neuroscience datasets</w:t>
-      </w:r>
-    </w:p>
-    <w:p>
-      <w:pPr>
-        <w:pStyle w:val="ListBullet"/>
-        <w:rPr>
-          <w:rFonts w:asciiTheme="majorHAnsi" w:hAnsiTheme="majorHAnsi"/>
-        </w:rPr>
-      </w:pPr>
-      <w:r>
-        <w:rPr>
-          <w:rFonts w:asciiTheme="majorHAnsi" w:hAnsiTheme="majorHAnsi"/>
-        </w:rPr>
-        <w:t>Built two open-source Python toolboxes implementing topological data analysis approaches for modeling multimodal (behavioral, MRI, time-series)</w:t>
-      </w:r>
-      <w:r>
-        <w:rPr>
-          <w:rFonts w:asciiTheme="majorHAnsi" w:hAnsiTheme="majorHAnsi"/>
-        </w:rPr>
-        <w:t xml:space="preserve"> </w:t>
-      </w:r>
-      <w:r>
-        <w:rPr>
-          <w:rFonts w:asciiTheme="majorHAnsi" w:hAnsiTheme="majorHAnsi"/>
-        </w:rPr>
-        <w:t>clinical data, adopted by external research groups</w:t>
-      </w:r>
-    </w:p>
-    <w:p>
-      <w:pPr>
-        <w:pStyle w:val="ListBullet"/>
-        <w:rPr>
-          <w:rFonts w:asciiTheme="majorHAnsi" w:hAnsiTheme="majorHAnsi"/>
-        </w:rPr>
-      </w:pPr>
-      <w:r>
-        <w:rPr>
-          <w:rFonts w:asciiTheme="majorHAnsi" w:hAnsiTheme="majorHAnsi"/>
-        </w:rPr>
-        <w:t>Taught multiple hands-on workshops on data analysis and visualization in R to groups of ~30 scientists</w:t>
-      </w:r>
-    </w:p>
-    <w:p>
-      <w:pPr>
-        <w:pStyle w:val="ListBullet"/>
-        <w:rPr>
-          <w:rFonts w:asciiTheme="majorHAnsi" w:hAnsiTheme="majorHAnsi"/>
-        </w:rPr>
-      </w:pPr>
-      <w:r>
-        <w:rPr>
-          <w:rFonts w:asciiTheme="majorHAnsi" w:hAnsiTheme="majorHAnsi"/>
-        </w:rPr>
-        <w:t>Designed statistical analysis plans for longitudinal and cross-cohort modeling of neurological outcomes</w:t>
-      </w:r>
-    </w:p>
-    <w:p>
-      <w:pPr>
-        <w:pStyle w:val="ListBullet"/>
-        <w:rPr>
-          <w:rFonts w:asciiTheme="majorHAnsi" w:hAnsiTheme="majorHAnsi"/>
-        </w:rPr>
-      </w:pPr>
-      <w:r>
-        <w:rPr>
-          <w:rFonts w:asciiTheme="majorHAnsi" w:hAnsiTheme="majorHAnsi"/>
-        </w:rPr>
-        <w:t>Applied dimensionality reduction, clustering, and machine-learning methods to identify latent structure in high-dimensional datasets</w:t>
-      </w:r>
-    </w:p>
-    <w:p>
-      <w:pPr>
-        <w:pStyle w:val="ListBullet"/>
-        <w:rPr>
-          <w:rFonts w:asciiTheme="majorHAnsi" w:hAnsiTheme="majorHAnsi"/>
-        </w:rPr>
-      </w:pPr>
-      <w:r>
-        <w:rPr>
-          <w:rFonts w:asciiTheme="majorHAnsi" w:hAnsiTheme="majorHAnsi"/>
-        </w:rPr>
-        <w:t>Collaborated in team-based scientific programming environments (Python, R, MATLAB, Julia, bash) to debug, extend, and document shared code</w:t>
+        <w:t>Contributed to shared codebases (Git) across Python, R, MATLAB, and Julia environments, conducting code review, testing, and documentation to ensure reproducibility</w:t>
       </w:r>
     </w:p>
     <w:p>
@@ -1086,13 +1184,7 @@
         <w:rPr>
           <w:rFonts w:asciiTheme="majorHAnsi" w:hAnsiTheme="majorHAnsi"/>
         </w:rPr>
-        <w:t>S</w:t>
-      </w:r>
-      <w:r>
-        <w:rPr>
-          <w:rFonts w:asciiTheme="majorHAnsi" w:hAnsiTheme="majorHAnsi"/>
-        </w:rPr>
-        <w:t xml:space="preserve">kye, J. (2023). Uncovering the latent structure of visuospatial ability and </w:t>
+        <w:t xml:space="preserve">Skye, J. (2023). Uncovering the latent structure of visuospatial ability and </w:t>
       </w:r>
       <w:proofErr w:type="gramStart"/>
       <w:r>
@@ -1114,7 +1206,7 @@
         <w:pStyle w:val="Heading1"/>
       </w:pPr>
       <w:r>
-        <w:t>Software &amp; Tools</w:t>
+        <w:t>Technical Skills</w:t>
       </w:r>
     </w:p>
     <w:p>
@@ -1151,98 +1243,78 @@
         <w:rPr>
           <w:rFonts w:asciiTheme="majorHAnsi" w:hAnsiTheme="majorHAnsi"/>
         </w:rPr>
+        <w:t xml:space="preserve"> R • Python</w:t>
+      </w:r>
+      <w:r>
+        <w:rPr>
+          <w:rFonts w:asciiTheme="majorHAnsi" w:hAnsiTheme="majorHAnsi"/>
+        </w:rPr>
+        <w:t xml:space="preserve"> (</w:t>
+      </w:r>
+      <w:proofErr w:type="gramStart"/>
+      <w:r>
+        <w:rPr>
+          <w:rFonts w:asciiTheme="majorHAnsi" w:hAnsiTheme="majorHAnsi"/>
+        </w:rPr>
+        <w:t>Tensor</w:t>
+      </w:r>
+      <w:r>
+        <w:rPr>
+          <w:rFonts w:asciiTheme="majorHAnsi" w:hAnsiTheme="majorHAnsi"/>
+        </w:rPr>
+        <w:t>F</w:t>
+      </w:r>
+      <w:r>
+        <w:rPr>
+          <w:rFonts w:asciiTheme="majorHAnsi" w:hAnsiTheme="majorHAnsi"/>
+        </w:rPr>
+        <w:t>low)</w:t>
+      </w:r>
+      <w:r>
+        <w:rPr>
+          <w:rFonts w:asciiTheme="majorHAnsi" w:hAnsiTheme="majorHAnsi"/>
+        </w:rPr>
+        <w:t xml:space="preserve"> •</w:t>
+      </w:r>
+      <w:proofErr w:type="gramEnd"/>
+      <w:r>
+        <w:rPr>
+          <w:rFonts w:asciiTheme="majorHAnsi" w:hAnsiTheme="majorHAnsi"/>
+        </w:rPr>
+        <w:t xml:space="preserve"> MATLAB • bash • HTML • CSS </w:t>
+      </w:r>
+      <w:r>
+        <w:rPr>
+          <w:rFonts w:asciiTheme="majorHAnsi" w:hAnsiTheme="majorHAnsi"/>
+        </w:rPr>
+        <w:t>•</w:t>
+      </w:r>
+      <w:r>
+        <w:rPr>
+          <w:rFonts w:asciiTheme="majorHAnsi" w:hAnsiTheme="majorHAnsi"/>
+        </w:rPr>
         <w:t xml:space="preserve"> </w:t>
       </w:r>
       <w:r>
         <w:rPr>
           <w:rFonts w:asciiTheme="majorHAnsi" w:hAnsiTheme="majorHAnsi"/>
         </w:rPr>
-        <w:t>R • Python</w:t>
-      </w:r>
-      <w:r>
-        <w:rPr>
-          <w:rFonts w:asciiTheme="majorHAnsi" w:hAnsiTheme="majorHAnsi"/>
-        </w:rPr>
-        <w:t xml:space="preserve"> (</w:t>
+        <w:t xml:space="preserve">Git • </w:t>
       </w:r>
       <w:proofErr w:type="spellStart"/>
-      <w:proofErr w:type="gramStart"/>
-      <w:r>
-        <w:rPr>
-          <w:rFonts w:asciiTheme="majorHAnsi" w:hAnsiTheme="majorHAnsi"/>
-        </w:rPr>
-        <w:t>Tensorflow</w:t>
+      <w:r>
+        <w:rPr>
+          <w:rFonts w:asciiTheme="majorHAnsi" w:hAnsiTheme="majorHAnsi"/>
+        </w:rPr>
+        <w:t>Apptainer</w:t>
       </w:r>
       <w:proofErr w:type="spellEnd"/>
       <w:r>
         <w:rPr>
           <w:rFonts w:asciiTheme="majorHAnsi" w:hAnsiTheme="majorHAnsi"/>
         </w:rPr>
-        <w:t>)</w:t>
-      </w:r>
-      <w:r>
-        <w:rPr>
-          <w:rFonts w:asciiTheme="majorHAnsi" w:hAnsiTheme="majorHAnsi"/>
-        </w:rPr>
-        <w:t xml:space="preserve"> •</w:t>
-      </w:r>
-      <w:proofErr w:type="gramEnd"/>
-      <w:r>
-        <w:rPr>
-          <w:rFonts w:asciiTheme="majorHAnsi" w:hAnsiTheme="majorHAnsi"/>
-        </w:rPr>
-        <w:t xml:space="preserve"> MATLAB • </w:t>
-      </w:r>
-      <w:r>
-        <w:rPr>
-          <w:rFonts w:asciiTheme="majorHAnsi" w:hAnsiTheme="majorHAnsi"/>
-        </w:rPr>
-        <w:t xml:space="preserve">bash </w:t>
-      </w:r>
-      <w:r>
-        <w:rPr>
-          <w:rFonts w:asciiTheme="majorHAnsi" w:hAnsiTheme="majorHAnsi"/>
-        </w:rPr>
-        <w:t xml:space="preserve">• HTML • CSS </w:t>
-      </w:r>
-      <w:r>
-        <w:rPr>
-          <w:rFonts w:asciiTheme="majorHAnsi" w:hAnsiTheme="majorHAnsi"/>
-        </w:rPr>
-        <w:t>•</w:t>
-      </w:r>
-      <w:r>
-        <w:rPr>
-          <w:rFonts w:asciiTheme="majorHAnsi" w:hAnsiTheme="majorHAnsi"/>
-        </w:rPr>
-        <w:t xml:space="preserve"> </w:t>
-      </w:r>
-      <w:r>
-        <w:rPr>
-          <w:rFonts w:asciiTheme="majorHAnsi" w:hAnsiTheme="majorHAnsi"/>
-        </w:rPr>
-        <w:t xml:space="preserve">Git </w:t>
-      </w:r>
-      <w:r>
-        <w:rPr>
-          <w:rFonts w:asciiTheme="majorHAnsi" w:hAnsiTheme="majorHAnsi"/>
-        </w:rPr>
-        <w:t>•</w:t>
-      </w:r>
-      <w:r>
-        <w:rPr>
-          <w:rFonts w:asciiTheme="majorHAnsi" w:hAnsiTheme="majorHAnsi"/>
-        </w:rPr>
-        <w:t xml:space="preserve"> </w:t>
-      </w:r>
-      <w:proofErr w:type="spellStart"/>
-      <w:r>
-        <w:rPr>
-          <w:rFonts w:asciiTheme="majorHAnsi" w:hAnsiTheme="majorHAnsi"/>
-        </w:rPr>
-        <w:t>Apptainer</w:t>
-      </w:r>
-      <w:proofErr w:type="spellEnd"/>
+        <w:t>/Singularity</w:t>
+      </w:r>
       <w:r>
         <w:rPr>
           <w:rFonts w:asciiTheme="majorHAnsi" w:hAnsiTheme="majorHAnsi"/>
@@ -1268,13 +1340,7 @@
         <w:rPr>
           <w:rFonts w:asciiTheme="majorHAnsi" w:hAnsiTheme="majorHAnsi"/>
         </w:rPr>
-        <w:t xml:space="preserve"> </w:t>
-      </w:r>
-      <w:r>
-        <w:rPr>
-          <w:rFonts w:asciiTheme="majorHAnsi" w:hAnsiTheme="majorHAnsi"/>
-        </w:rPr>
-        <w:t xml:space="preserve">EEGLAB • FSL • </w:t>
+        <w:t xml:space="preserve"> EEGLAB • FSL • </w:t>
       </w:r>
       <w:proofErr w:type="spellStart"/>
       <w:r>
@@ -1288,31 +1354,7 @@
         <w:rPr>
           <w:rFonts w:asciiTheme="majorHAnsi" w:hAnsiTheme="majorHAnsi"/>
         </w:rPr>
-        <w:t xml:space="preserve"> </w:t>
-      </w:r>
-      <w:r>
-        <w:rPr>
-          <w:rFonts w:asciiTheme="majorHAnsi" w:hAnsiTheme="majorHAnsi"/>
-        </w:rPr>
-        <w:t>•</w:t>
-      </w:r>
-      <w:r>
-        <w:rPr>
-          <w:rFonts w:asciiTheme="majorHAnsi" w:hAnsiTheme="majorHAnsi"/>
-        </w:rPr>
-        <w:t xml:space="preserve"> </w:t>
-      </w:r>
-      <w:r>
-        <w:rPr>
-          <w:rFonts w:asciiTheme="majorHAnsi" w:hAnsiTheme="majorHAnsi"/>
-        </w:rPr>
-        <w:t>SPSS •</w:t>
-      </w:r>
-      <w:r>
-        <w:rPr>
-          <w:rFonts w:asciiTheme="majorHAnsi" w:hAnsiTheme="majorHAnsi"/>
-        </w:rPr>
-        <w:t xml:space="preserve"> </w:t>
+        <w:t xml:space="preserve"> • SPSS • </w:t>
       </w:r>
       <w:proofErr w:type="spellStart"/>
       <w:r>
@@ -1355,105 +1397,55 @@
           <w:b/>
           <w:bCs/>
         </w:rPr>
-        <w:t>Data visualization</w:t>
-      </w:r>
+        <w:t xml:space="preserve">Data visualization: </w:t>
+      </w:r>
+      <w:r>
+        <w:rPr>
+          <w:rFonts w:asciiTheme="majorHAnsi" w:hAnsiTheme="majorHAnsi"/>
+        </w:rPr>
+        <w:t xml:space="preserve">matplotlib • seaborn • </w:t>
+      </w:r>
+      <w:proofErr w:type="spellStart"/>
+      <w:r>
+        <w:rPr>
+          <w:rFonts w:asciiTheme="majorHAnsi" w:hAnsiTheme="majorHAnsi"/>
+        </w:rPr>
+        <w:t>ggplot</w:t>
+      </w:r>
+      <w:proofErr w:type="spellEnd"/>
+      <w:r>
+        <w:rPr>
+          <w:rFonts w:asciiTheme="majorHAnsi" w:hAnsiTheme="majorHAnsi"/>
+        </w:rPr>
+        <w:t xml:space="preserve"> • mapper • </w:t>
+      </w:r>
+      <w:proofErr w:type="spellStart"/>
+      <w:r>
+        <w:rPr>
+          <w:rFonts w:asciiTheme="majorHAnsi" w:hAnsiTheme="majorHAnsi"/>
+        </w:rPr>
+        <w:t>KepplerMapper</w:t>
+      </w:r>
+      <w:proofErr w:type="spellEnd"/>
+      <w:r>
+        <w:rPr>
+          <w:rFonts w:asciiTheme="majorHAnsi" w:hAnsiTheme="majorHAnsi"/>
+        </w:rPr>
+        <w:t xml:space="preserve"> </w:t>
+      </w:r>
+    </w:p>
+    <w:p>
+      <w:pPr>
+        <w:rPr>
+          <w:rFonts w:asciiTheme="majorHAnsi" w:hAnsiTheme="majorHAnsi"/>
+        </w:rPr>
+      </w:pPr>
       <w:r>
         <w:rPr>
           <w:rFonts w:asciiTheme="majorHAnsi" w:hAnsiTheme="majorHAnsi"/>
           <w:b/>
           <w:bCs/>
         </w:rPr>
-        <w:t xml:space="preserve">: </w:t>
-      </w:r>
-      <w:r>
-        <w:rPr>
-          <w:rFonts w:asciiTheme="majorHAnsi" w:hAnsiTheme="majorHAnsi"/>
-        </w:rPr>
-        <w:t>matplotlib</w:t>
-      </w:r>
-      <w:r>
-        <w:rPr>
-          <w:rFonts w:asciiTheme="majorHAnsi" w:hAnsiTheme="majorHAnsi"/>
-        </w:rPr>
-        <w:t xml:space="preserve"> </w:t>
-      </w:r>
-      <w:r>
-        <w:rPr>
-          <w:rFonts w:asciiTheme="majorHAnsi" w:hAnsiTheme="majorHAnsi"/>
-        </w:rPr>
-        <w:t>• seaborn</w:t>
-      </w:r>
-      <w:r>
-        <w:rPr>
-          <w:rFonts w:asciiTheme="majorHAnsi" w:hAnsiTheme="majorHAnsi"/>
-        </w:rPr>
-        <w:t xml:space="preserve"> </w:t>
-      </w:r>
-      <w:r>
-        <w:rPr>
-          <w:rFonts w:asciiTheme="majorHAnsi" w:hAnsiTheme="majorHAnsi"/>
-        </w:rPr>
-        <w:t>• ggp</w:t>
-      </w:r>
-      <w:proofErr w:type="spellStart"/>
-      <w:r>
-        <w:rPr>
-          <w:rFonts w:asciiTheme="majorHAnsi" w:hAnsiTheme="majorHAnsi"/>
-        </w:rPr>
-        <w:t>lot</w:t>
-      </w:r>
-      <w:proofErr w:type="spellEnd"/>
-      <w:r>
-        <w:rPr>
-          <w:rFonts w:asciiTheme="majorHAnsi" w:hAnsiTheme="majorHAnsi"/>
-        </w:rPr>
-        <w:t xml:space="preserve"> • </w:t>
-      </w:r>
-      <w:r>
-        <w:rPr>
-          <w:rFonts w:asciiTheme="majorHAnsi" w:hAnsiTheme="majorHAnsi"/>
-        </w:rPr>
-        <w:t xml:space="preserve">mapper </w:t>
-      </w:r>
-      <w:r>
-        <w:rPr>
-          <w:rFonts w:asciiTheme="majorHAnsi" w:hAnsiTheme="majorHAnsi"/>
-        </w:rPr>
-        <w:t>•</w:t>
-      </w:r>
-      <w:r>
-        <w:rPr>
-          <w:rFonts w:asciiTheme="majorHAnsi" w:hAnsiTheme="majorHAnsi"/>
-        </w:rPr>
-        <w:t xml:space="preserve"> </w:t>
-      </w:r>
-      <w:proofErr w:type="spellStart"/>
-      <w:r>
-        <w:rPr>
-          <w:rFonts w:asciiTheme="majorHAnsi" w:hAnsiTheme="majorHAnsi"/>
-        </w:rPr>
-        <w:t>KepplerMapper</w:t>
-      </w:r>
-      <w:proofErr w:type="spellEnd"/>
-      <w:r>
-        <w:rPr>
-          <w:rFonts w:asciiTheme="majorHAnsi" w:hAnsiTheme="majorHAnsi"/>
-        </w:rPr>
-        <w:t xml:space="preserve"> </w:t>
-      </w:r>
-    </w:p>
-    <w:p>
-      <w:pPr>
-        <w:rPr>
-          <w:rFonts w:asciiTheme="majorHAnsi" w:hAnsiTheme="majorHAnsi"/>
-        </w:rPr>
-      </w:pPr>
-      <w:r>
-        <w:rPr>
-          <w:rFonts w:asciiTheme="majorHAnsi" w:hAnsiTheme="majorHAnsi"/>
-          <w:b/>
-          <w:bCs/>
-        </w:rPr>
         <w:t>Operating Systems:</w:t>
       </w:r>
       <w:r>
@@ -1471,7 +1463,10 @@
         </w:rPr>
       </w:pPr>
       <w:r>
-        <w:t>Scientific Communication &amp; External Collaboration</w:t>
+        <w:t xml:space="preserve">Scientific Communication &amp; </w:t>
+      </w:r>
+      <w:r>
+        <w:t>Stakeholder Engagement</w:t>
       </w:r>
     </w:p>
     <w:p>
@@ -1485,7 +1480,7 @@
         <w:rPr>
           <w:rFonts w:asciiTheme="majorHAnsi" w:hAnsiTheme="majorHAnsi"/>
         </w:rPr>
-        <w:t>First-author and co-author on peer-reviewed publications and dozens of conference posters in clinical and computational neuroscience</w:t>
+        <w:t>Delivered technical presentations and written reports translating complex quantitative analyses into clear, decision-relevant insights for interdisciplinary stakeholders</w:t>
       </w:r>
     </w:p>
     <w:p>
@@ -1499,7 +1494,7 @@
         <w:rPr>
           <w:rFonts w:asciiTheme="majorHAnsi" w:hAnsiTheme="majorHAnsi"/>
         </w:rPr>
-        <w:t>Regularly communicates complex quantitative results to interdisciplinary audiences including clinicians, neuroscientists, students, and general audiences</w:t>
+        <w:t>Co-authored peer-reviewed publications and technical reports supporting NIH-funded clinical research initiatives</w:t>
       </w:r>
     </w:p>
     <w:p>
@@ -1513,49 +1508,7 @@
         <w:rPr>
           <w:rFonts w:asciiTheme="majorHAnsi" w:hAnsiTheme="majorHAnsi"/>
         </w:rPr>
-        <w:t xml:space="preserve">Presented original research at national and international scientific meetings (e.g., </w:t>
-      </w:r>
-      <w:r>
-        <w:rPr>
-          <w:rFonts w:asciiTheme="majorHAnsi" w:hAnsiTheme="majorHAnsi"/>
-          <w:i/>
-          <w:iCs/>
-        </w:rPr>
-        <w:t>Computational Cognitive Neuroscience</w:t>
-      </w:r>
-      <w:r>
-        <w:rPr>
-          <w:rFonts w:asciiTheme="majorHAnsi" w:hAnsiTheme="majorHAnsi"/>
-        </w:rPr>
-        <w:t xml:space="preserve">, </w:t>
-      </w:r>
-      <w:r>
-        <w:rPr>
-          <w:rFonts w:asciiTheme="majorHAnsi" w:hAnsiTheme="majorHAnsi"/>
-          <w:i/>
-          <w:iCs/>
-        </w:rPr>
-        <w:t>Cognitive Neuroscience Society</w:t>
-      </w:r>
-      <w:r>
-        <w:rPr>
-          <w:rFonts w:asciiTheme="majorHAnsi" w:hAnsiTheme="majorHAnsi"/>
-        </w:rPr>
-        <w:t xml:space="preserve">, </w:t>
-      </w:r>
-      <w:r>
-        <w:rPr>
-          <w:rFonts w:asciiTheme="majorHAnsi" w:hAnsiTheme="majorHAnsi"/>
-          <w:i/>
-          <w:iCs/>
-        </w:rPr>
-        <w:t>Society for Neuroscience</w:t>
-      </w:r>
-      <w:r>
-        <w:rPr>
-          <w:rFonts w:asciiTheme="majorHAnsi" w:hAnsiTheme="majorHAnsi"/>
-        </w:rPr>
-        <w:t xml:space="preserve">) through talks, posters, and invited presentations </w:t>
+        <w:t>Partnered with clinicians, neuroscientists, and external collaborators to align analytical approaches with evolving scientific objectives</w:t>
       </w:r>
     </w:p>
     <w:p>
@@ -1569,7 +1522,7 @@
         <w:rPr>
           <w:rFonts w:asciiTheme="majorHAnsi" w:hAnsiTheme="majorHAnsi"/>
         </w:rPr>
-        <w:t>Experience translating analytic results into clear scientific narratives and visualizations for external stakeholders, evidenced by securing multiple NIH grants</w:t>
+        <w:t>Served as teaching assistant for a PhD-level course on analyzing and interpreting clinical neurology data</w:t>
       </w:r>
     </w:p>
     <w:p>
@@ -1583,21 +1536,7 @@
         <w:rPr>
           <w:rFonts w:asciiTheme="majorHAnsi" w:hAnsiTheme="majorHAnsi"/>
         </w:rPr>
-        <w:t>Research dissemination has included high-visibility attention (e.g., cover feature placement in high-impact peer reviewed neurology journal, award-winning poster, award-winning talk, and broad online engagement)</w:t>
-      </w:r>
-    </w:p>
-    <w:p>
-      <w:pPr>
-        <w:pStyle w:val="ListBullet"/>
-        <w:rPr>
-          <w:rFonts w:asciiTheme="majorHAnsi" w:hAnsiTheme="majorHAnsi"/>
-        </w:rPr>
-      </w:pPr>
-      <w:r>
-        <w:rPr>
-          <w:rFonts w:asciiTheme="majorHAnsi" w:hAnsiTheme="majorHAnsi"/>
-        </w:rPr>
-        <w:t>Led multiple research projects with national and international collaborators of clinical researchers, neurosurgeons, neurologists, and data science experts</w:t>
+        <w:t>Contributed quantitative analyses supporting successful NIH grant applications</w:t>
       </w:r>
     </w:p>
     <w:p>
@@ -1623,7 +1562,14 @@
           <w:rStyle w:val="ALLCAPS"/>
           <w:rFonts w:asciiTheme="majorHAnsi" w:hAnsiTheme="majorHAnsi"/>
         </w:rPr>
-        <w:t>Phd</w:t>
+        <w:t>P</w:t>
+      </w:r>
+      <w:r>
+        <w:rPr>
+          <w:rStyle w:val="ALLCAPS"/>
+          <w:rFonts w:asciiTheme="majorHAnsi" w:hAnsiTheme="majorHAnsi"/>
+        </w:rPr>
+        <w:t>hD</w:t>
       </w:r>
       <w:r>
         <w:rPr>
@@ -1799,7 +1745,7 @@
   <w:abstractNum w:abstractNumId="0" w15:restartNumberingAfterBreak="0">
     <w:nsid w:val="FFFFFF89"/>
     <w:multiLevelType w:val="singleLevel"/>
-    <w:tmpl w:val="75A00716"/>
+    <w:tmpl w:val="A4667194"/>
     <w:lvl w:ilvl="0">
       <w:start w:val="1"/>
       <w:numFmt w:val="bullet"/>
@@ -2514,6 +2460,7 @@
   <w:style w:type="character" w:default="1" w:styleId="DefaultParagraphFont">
     <w:name w:val="Default Paragraph Font"/>
     <w:uiPriority w:val="1"/>
+    <w:semiHidden/>
     <w:unhideWhenUsed/>
   </w:style>
   <w:style w:type="table" w:default="1" w:styleId="TableNormal">
@@ -2955,33 +2902,6 @@
 </file>
 
 <file path=customXml/item1.xml><?xml version="1.0" encoding="utf-8"?>
-<p:properties xmlns:p="http://schemas.microsoft.com/office/2006/metadata/properties" xmlns:xsi="http://www.w3.org/2001/XMLSchema-instance" xmlns:pc="http://schemas.microsoft.com/office/infopath/2007/PartnerControls">
-  <documentManagement>
-    <_ip_UnifiedCompliancePolicyUIAction xmlns="http://schemas.microsoft.com/sharepoint/v3" xsi:nil="true"/>
-    <_ip_UnifiedCompliancePolicyProperties xmlns="http://schemas.microsoft.com/sharepoint/v3" xsi:nil="true"/>
-    <TaxCatchAll xmlns="230e9df3-be65-4c73-a93b-d1236ebd677e" xsi:nil="true"/>
-    <ImageTagsTaxHTField xmlns="71af3243-3dd4-4a8d-8c0d-dd76da1f02a5">
-      <Terms xmlns="http://schemas.microsoft.com/office/infopath/2007/PartnerControls"/>
-    </ImageTagsTaxHTField>
-    <Image xmlns="71af3243-3dd4-4a8d-8c0d-dd76da1f02a5">
-      <Url xsi:nil="true"/>
-      <Description xsi:nil="true"/>
-    </Image>
-    <Status xmlns="71af3243-3dd4-4a8d-8c0d-dd76da1f02a5">Not started</Status>
-    <Background xmlns="71af3243-3dd4-4a8d-8c0d-dd76da1f02a5">false</Background>
-    <MediaServiceKeyPoints xmlns="71af3243-3dd4-4a8d-8c0d-dd76da1f02a5" xsi:nil="true"/>
-    <SharedWithUsers xmlns="16c05727-aa75-4e4a-9b5f-8a80a1165891">
-      <UserInfo>
-        <DisplayName/>
-        <AccountId xsi:nil="true"/>
-        <AccountType/>
-      </UserInfo>
-    </SharedWithUsers>
-  </documentManagement>
-</p:properties>
-</file>
-
-<file path=customXml/item2.xml><?xml version="1.0" encoding="utf-8"?>
 <?mso-contentType ?>
 <FormTemplates xmlns="http://schemas.microsoft.com/sharepoint/v3/contenttype/forms">
   <Display>DocumentLibraryForm</Display>
@@ -2990,7 +2910,7 @@
 </FormTemplates>
 </file>
 
-<file path=customXml/item3.xml><?xml version="1.0" encoding="utf-8"?>
+<file path=customXml/item2.xml><?xml version="1.0" encoding="utf-8"?>
 <ct:contentTypeSchema xmlns:ct="http://schemas.microsoft.com/office/2006/metadata/contentType" xmlns:ma="http://schemas.microsoft.com/office/2006/metadata/properties/metaAttributes" ct:_="" ma:_="" ma:contentTypeName="Document" ma:contentTypeID="0x01010079F111ED35F8CC479449609E8A0923A6" ma:contentTypeVersion="30" ma:contentTypeDescription="Create a new document." ma:contentTypeScope="" ma:versionID="cec0622158e8f13124e9e8fd4de31bd1">
   <xsd:schema xmlns:xsd="http://www.w3.org/2001/XMLSchema" xmlns:xs="http://www.w3.org/2001/XMLSchema" xmlns:p="http://schemas.microsoft.com/office/2006/metadata/properties" xmlns:ns1="http://schemas.microsoft.com/sharepoint/v3" xmlns:ns2="71af3243-3dd4-4a8d-8c0d-dd76da1f02a5" xmlns:ns3="16c05727-aa75-4e4a-9b5f-8a80a1165891" xmlns:ns4="230e9df3-be65-4c73-a93b-d1236ebd677e" targetNamespace="http://schemas.microsoft.com/office/2006/metadata/properties" ma:root="true" ma:fieldsID="3b52f30ab005d15df08657af532e6e38" ns1:_="" ns2:_="" ns3:_="" ns4:_="">
     <xsd:import namespace="http://schemas.microsoft.com/sharepoint/v3"/>
@@ -3308,24 +3228,38 @@
 </ct:contentTypeSchema>
 </file>
 
-<file path=customXml/item4.xml><?xml version="1.0" encoding="utf-8"?>
+<file path=customXml/item3.xml><?xml version="1.0" encoding="utf-8"?>
 <b:Sources xmlns:b="http://schemas.openxmlformats.org/officeDocument/2006/bibliography" xmlns="http://schemas.openxmlformats.org/officeDocument/2006/bibliography" SelectedStyle="/APASixthEditionOfficeOnline.xsl" StyleName="APA" Version="6"/>
 </file>
 
-<file path=customXml/itemProps1.xml><?xml version="1.0" encoding="utf-8"?>
-<ds:datastoreItem xmlns:ds="http://schemas.openxmlformats.org/officeDocument/2006/customXml" ds:itemID="{B0DABF2B-545D-49E1-AB80-039B21EE4E27}">
-  <ds:schemaRefs>
-    <ds:schemaRef ds:uri="http://schemas.microsoft.com/office/2006/metadata/properties"/>
-    <ds:schemaRef ds:uri="http://schemas.microsoft.com/office/infopath/2007/PartnerControls"/>
-    <ds:schemaRef ds:uri="http://schemas.microsoft.com/sharepoint/v3"/>
-    <ds:schemaRef ds:uri="230e9df3-be65-4c73-a93b-d1236ebd677e"/>
-    <ds:schemaRef ds:uri="71af3243-3dd4-4a8d-8c0d-dd76da1f02a5"/>
-    <ds:schemaRef ds:uri="16c05727-aa75-4e4a-9b5f-8a80a1165891"/>
-  </ds:schemaRefs>
-</ds:datastoreItem>
+<file path=customXml/item4.xml><?xml version="1.0" encoding="utf-8"?>
+<p:properties xmlns:p="http://schemas.microsoft.com/office/2006/metadata/properties" xmlns:xsi="http://www.w3.org/2001/XMLSchema-instance" xmlns:pc="http://schemas.microsoft.com/office/infopath/2007/PartnerControls">
+  <documentManagement>
+    <_ip_UnifiedCompliancePolicyUIAction xmlns="http://schemas.microsoft.com/sharepoint/v3" xsi:nil="true"/>
+    <_ip_UnifiedCompliancePolicyProperties xmlns="http://schemas.microsoft.com/sharepoint/v3" xsi:nil="true"/>
+    <TaxCatchAll xmlns="230e9df3-be65-4c73-a93b-d1236ebd677e" xsi:nil="true"/>
+    <ImageTagsTaxHTField xmlns="71af3243-3dd4-4a8d-8c0d-dd76da1f02a5">
+      <Terms xmlns="http://schemas.microsoft.com/office/infopath/2007/PartnerControls"/>
+    </ImageTagsTaxHTField>
+    <Image xmlns="71af3243-3dd4-4a8d-8c0d-dd76da1f02a5">
+      <Url xsi:nil="true"/>
+      <Description xsi:nil="true"/>
+    </Image>
+    <Status xmlns="71af3243-3dd4-4a8d-8c0d-dd76da1f02a5">Not started</Status>
+    <Background xmlns="71af3243-3dd4-4a8d-8c0d-dd76da1f02a5">false</Background>
+    <MediaServiceKeyPoints xmlns="71af3243-3dd4-4a8d-8c0d-dd76da1f02a5" xsi:nil="true"/>
+    <SharedWithUsers xmlns="16c05727-aa75-4e4a-9b5f-8a80a1165891">
+      <UserInfo>
+        <DisplayName/>
+        <AccountId xsi:nil="true"/>
+        <AccountType/>
+      </UserInfo>
+    </SharedWithUsers>
+  </documentManagement>
+</p:properties>
 </file>
 
-<file path=customXml/itemProps2.xml><?xml version="1.0" encoding="utf-8"?>
+<file path=customXml/itemProps1.xml><?xml version="1.0" encoding="utf-8"?>
 <ds:datastoreItem xmlns:ds="http://schemas.openxmlformats.org/officeDocument/2006/customXml" ds:itemID="{80C97E1B-B454-4DED-B1F3-34450391BFC8}">
   <ds:schemaRefs>
     <ds:schemaRef ds:uri="http://schemas.microsoft.com/sharepoint/v3/contenttype/forms"/>
@@ -3333,7 +3267,7 @@
 </ds:datastoreItem>
 </file>
 
-<file path=customXml/itemProps3.xml><?xml version="1.0" encoding="utf-8"?>
+<file path=customXml/itemProps2.xml><?xml version="1.0" encoding="utf-8"?>
 <ds:datastoreItem xmlns:ds="http://schemas.openxmlformats.org/officeDocument/2006/customXml" ds:itemID="{C8926C82-C580-4C96-8DDE-44DD30CAB6EC}">
   <ds:schemaRefs>
     <ds:schemaRef ds:uri="http://schemas.microsoft.com/office/2006/metadata/contentType"/>
@@ -3354,7 +3288,7 @@
 </ds:datastoreItem>
 </file>
 
-<file path=customXml/itemProps4.xml><?xml version="1.0" encoding="utf-8"?>
+<file path=customXml/itemProps3.xml><?xml version="1.0" encoding="utf-8"?>
 <ds:datastoreItem xmlns:ds="http://schemas.openxmlformats.org/officeDocument/2006/customXml" ds:itemID="{50C72F2C-7F12-CD49-83C5-6C402A54E798}">
   <ds:schemaRefs>
     <ds:schemaRef ds:uri="http://schemas.openxmlformats.org/officeDocument/2006/bibliography"/>
@@ -3362,6 +3296,19 @@
 </ds:datastoreItem>
 </file>
 
+<file path=customXml/itemProps4.xml><?xml version="1.0" encoding="utf-8"?>
+<ds:datastoreItem xmlns:ds="http://schemas.openxmlformats.org/officeDocument/2006/customXml" ds:itemID="{B0DABF2B-545D-49E1-AB80-039B21EE4E27}">
+  <ds:schemaRefs>
+    <ds:schemaRef ds:uri="http://schemas.microsoft.com/office/2006/metadata/properties"/>
+    <ds:schemaRef ds:uri="http://schemas.microsoft.com/office/infopath/2007/PartnerControls"/>
+    <ds:schemaRef ds:uri="http://schemas.microsoft.com/sharepoint/v3"/>
+    <ds:schemaRef ds:uri="230e9df3-be65-4c73-a93b-d1236ebd677e"/>
+    <ds:schemaRef ds:uri="71af3243-3dd4-4a8d-8c0d-dd76da1f02a5"/>
+    <ds:schemaRef ds:uri="16c05727-aa75-4e4a-9b5f-8a80a1165891"/>
+  </ds:schemaRefs>
+</ds:datastoreItem>
+</file>
+
 <file path=docMetadata/LabelInfo.xml><?xml version="1.0" encoding="utf-8"?>
 <clbl:labelList xmlns:clbl="http://schemas.microsoft.com/office/2020/mipLabelMetadata"/>
 </file>